--- a/txt/about-jpn.docx
+++ b/txt/about-jpn.docx
@@ -751,6 +751,139 @@
           <w:kern w:val="0"/>
           <w:sz w:val="26"/>
           <w:szCs w:val="26"/>
+        </w:rPr>
+      </w:pPr>
+      <w:proofErr w:type="spellStart"/>
+      <w:r>
+        <w:rPr>
+          <w:rFonts w:ascii="AppleSystemUIFont" w:hAnsi="AppleSystemUIFont" w:cs="AppleSystemUIFont"/>
+          <w:kern w:val="0"/>
+          <w:sz w:val="26"/>
+          <w:szCs w:val="26"/>
+        </w:rPr>
+        <w:t>自分の想いを</w:t>
+      </w:r>
+      <w:r>
+        <w:rPr>
+          <w:rFonts w:ascii="Noto Sans CJK KR" w:eastAsia="Noto Sans CJK KR" w:hAnsi="Noto Sans CJK KR" w:cs="Noto Sans CJK KR" w:hint="eastAsia"/>
+          <w:kern w:val="0"/>
+          <w:sz w:val="26"/>
+          <w:szCs w:val="26"/>
+        </w:rPr>
+        <w:t>込</w:t>
+      </w:r>
+      <w:r>
+        <w:rPr>
+          <w:rFonts w:ascii="AppleSystemUIFont" w:hAnsi="AppleSystemUIFont" w:cs="AppleSystemUIFont"/>
+          <w:kern w:val="0"/>
+          <w:sz w:val="26"/>
+          <w:szCs w:val="26"/>
+        </w:rPr>
+        <w:t>めたプロジェクト「ビ</w:t>
+      </w:r>
+      <w:r>
+        <w:rPr>
+          <w:rFonts w:ascii="Noto Sans CJK KR" w:eastAsia="Noto Sans CJK KR" w:hAnsi="Noto Sans CJK KR" w:cs="Noto Sans CJK KR" w:hint="eastAsia"/>
+          <w:kern w:val="0"/>
+          <w:sz w:val="26"/>
+          <w:szCs w:val="26"/>
+        </w:rPr>
+        <w:t>ー</w:t>
+      </w:r>
+      <w:r>
+        <w:rPr>
+          <w:rFonts w:ascii="AppleSystemUIFont" w:hAnsi="AppleSystemUIFont" w:cs="AppleSystemUIFont"/>
+          <w:kern w:val="0"/>
+          <w:sz w:val="26"/>
+          <w:szCs w:val="26"/>
+        </w:rPr>
+        <w:t>バ</w:t>
+      </w:r>
+      <w:r>
+        <w:rPr>
+          <w:rFonts w:ascii="Noto Sans CJK KR" w:eastAsia="Noto Sans CJK KR" w:hAnsi="Noto Sans CJK KR" w:cs="Noto Sans CJK KR" w:hint="eastAsia"/>
+          <w:kern w:val="0"/>
+          <w:sz w:val="26"/>
+          <w:szCs w:val="26"/>
+        </w:rPr>
+        <w:t>ー</w:t>
+      </w:r>
+      <w:r>
+        <w:rPr>
+          <w:rFonts w:ascii="AppleSystemUIFont" w:hAnsi="AppleSystemUIFont" w:cs="AppleSystemUIFont"/>
+          <w:kern w:val="0"/>
+          <w:sz w:val="26"/>
+          <w:szCs w:val="26"/>
+        </w:rPr>
+        <w:t>ダム</w:t>
+      </w:r>
+      <w:proofErr w:type="spellEnd"/>
+      <w:r>
+        <w:rPr>
+          <w:rFonts w:ascii="AppleSystemUIFont" w:hAnsi="AppleSystemUIFont" w:cs="AppleSystemUIFont"/>
+          <w:kern w:val="0"/>
+          <w:sz w:val="26"/>
+          <w:szCs w:val="26"/>
+        </w:rPr>
+        <w:t>beaverdam</w:t>
+      </w:r>
+      <w:r>
+        <w:rPr>
+          <w:rFonts w:ascii="AppleSystemUIFont" w:hAnsi="AppleSystemUIFont" w:cs="AppleSystemUIFont"/>
+          <w:kern w:val="0"/>
+          <w:sz w:val="26"/>
+          <w:szCs w:val="26"/>
+        </w:rPr>
+        <w:t>」を、ゆっくりと育てています。優れたブランド、良いブランドとは、「自然と、</w:t>
+      </w:r>
+      <w:r>
+        <w:rPr>
+          <w:rFonts w:ascii="Noto Sans CJK KR" w:eastAsia="Noto Sans CJK KR" w:hAnsi="Noto Sans CJK KR" w:cs="Noto Sans CJK KR" w:hint="eastAsia"/>
+          <w:kern w:val="0"/>
+          <w:sz w:val="26"/>
+          <w:szCs w:val="26"/>
+        </w:rPr>
+        <w:t>気</w:t>
+      </w:r>
+      <w:r>
+        <w:rPr>
+          <w:rFonts w:ascii="AppleSystemUIFont" w:hAnsi="AppleSystemUIFont" w:cs="AppleSystemUIFont"/>
+          <w:kern w:val="0"/>
+          <w:sz w:val="26"/>
+          <w:szCs w:val="26"/>
+        </w:rPr>
+        <w:t>づかないうちに</w:t>
+      </w:r>
+      <w:r>
+        <w:rPr>
+          <w:rFonts w:ascii="Noto Sans CJK KR" w:eastAsia="Noto Sans CJK KR" w:hAnsi="Noto Sans CJK KR" w:cs="Noto Sans CJK KR" w:hint="eastAsia"/>
+          <w:kern w:val="0"/>
+          <w:sz w:val="26"/>
+          <w:szCs w:val="26"/>
+        </w:rPr>
+        <w:t>続</w:t>
+      </w:r>
+      <w:r>
+        <w:rPr>
+          <w:rFonts w:ascii="AppleSystemUIFont" w:hAnsi="AppleSystemUIFont" w:cs="AppleSystemUIFont"/>
+          <w:kern w:val="0"/>
+          <w:sz w:val="26"/>
+          <w:szCs w:val="26"/>
+        </w:rPr>
+        <w:t>けてしまっていること」から生まれると信じています。</w:t>
+      </w:r>
+    </w:p>
+    <w:p>
+      <w:pPr>
+        <w:autoSpaceDE w:val="0"/>
+        <w:autoSpaceDN w:val="0"/>
+        <w:adjustRightInd w:val="0"/>
+        <w:spacing w:after="0" w:line="240" w:lineRule="auto"/>
+        <w:rPr>
+          <w:rFonts w:ascii="AppleSystemUIFont" w:hAnsi="AppleSystemUIFont" w:cs="AppleSystemUIFont"/>
+          <w:kern w:val="0"/>
+          <w:sz w:val="26"/>
+          <w:szCs w:val="26"/>
           <w:lang w:val="en-US"/>
         </w:rPr>
       </w:pPr>
@@ -1102,6 +1235,7 @@
           <w:szCs w:val="26"/>
           <w:lang w:val="en-US"/>
         </w:rPr>
+        <w:lastRenderedPageBreak/>
         <w:t>ブランドを成功させる方向性を考える際、その手法に制限を設けることはありません。ブランドが現在置かれている段階や目指す目標に</w:t>
       </w:r>
       <w:r>
@@ -1182,7 +1316,6 @@
           <w:szCs w:val="26"/>
           <w:lang w:val="en-US"/>
         </w:rPr>
-        <w:lastRenderedPageBreak/>
         <w:t>ブランディングとは、ブランドの中核が外界とつながる道を作ることです。それは、私たちが作り出したものを相手と共有し、共感を得て、信</w:t>
       </w:r>
       <w:r>

--- a/txt/about-jpn.docx
+++ b/txt/about-jpn.docx
@@ -675,27 +675,7 @@
           <w:szCs w:val="26"/>
           <w:lang w:val="en-US"/>
         </w:rPr>
-        <w:t>『</w:t>
-      </w:r>
-      <w:r>
-        <w:rPr>
-          <w:rFonts w:ascii="AppleSystemUIFont" w:hAnsi="AppleSystemUIFont" w:cs="AppleSystemUIFont"/>
-          <w:kern w:val="0"/>
-          <w:sz w:val="26"/>
-          <w:szCs w:val="26"/>
-          <w:lang w:val="en-US"/>
-        </w:rPr>
         <w:t>What Gin</w:t>
-      </w:r>
-      <w:r>
-        <w:rPr>
-          <w:rFonts w:ascii="AppleSystemUIFont" w:hAnsi="AppleSystemUIFont" w:cs="AppleSystemUIFont"/>
-          <w:kern w:val="0"/>
-          <w:sz w:val="26"/>
-          <w:szCs w:val="26"/>
-          <w:lang w:val="en-US"/>
-        </w:rPr>
-        <w:t>』</w:t>
       </w:r>
       <w:proofErr w:type="spellStart"/>
       <w:r>
@@ -779,43 +759,7 @@
           <w:sz w:val="26"/>
           <w:szCs w:val="26"/>
         </w:rPr>
-        <w:t>めたプロジェクト「ビ</w:t>
-      </w:r>
-      <w:r>
-        <w:rPr>
-          <w:rFonts w:ascii="Noto Sans CJK KR" w:eastAsia="Noto Sans CJK KR" w:hAnsi="Noto Sans CJK KR" w:cs="Noto Sans CJK KR" w:hint="eastAsia"/>
-          <w:kern w:val="0"/>
-          <w:sz w:val="26"/>
-          <w:szCs w:val="26"/>
-        </w:rPr>
-        <w:t>ー</w:t>
-      </w:r>
-      <w:r>
-        <w:rPr>
-          <w:rFonts w:ascii="AppleSystemUIFont" w:hAnsi="AppleSystemUIFont" w:cs="AppleSystemUIFont"/>
-          <w:kern w:val="0"/>
-          <w:sz w:val="26"/>
-          <w:szCs w:val="26"/>
-        </w:rPr>
-        <w:t>バ</w:t>
-      </w:r>
-      <w:r>
-        <w:rPr>
-          <w:rFonts w:ascii="Noto Sans CJK KR" w:eastAsia="Noto Sans CJK KR" w:hAnsi="Noto Sans CJK KR" w:cs="Noto Sans CJK KR" w:hint="eastAsia"/>
-          <w:kern w:val="0"/>
-          <w:sz w:val="26"/>
-          <w:szCs w:val="26"/>
-        </w:rPr>
-        <w:t>ー</w:t>
-      </w:r>
-      <w:r>
-        <w:rPr>
-          <w:rFonts w:ascii="AppleSystemUIFont" w:hAnsi="AppleSystemUIFont" w:cs="AppleSystemUIFont"/>
-          <w:kern w:val="0"/>
-          <w:sz w:val="26"/>
-          <w:szCs w:val="26"/>
-        </w:rPr>
-        <w:t>ダム</w:t>
+        <w:t>めたプロジェクト</w:t>
       </w:r>
       <w:proofErr w:type="spellEnd"/>
       <w:r>
@@ -834,7 +778,7 @@
           <w:sz w:val="26"/>
           <w:szCs w:val="26"/>
         </w:rPr>
-        <w:t>」を、ゆっくりと育てています。優れたブランド、良いブランドとは、「自然と、</w:t>
+        <w:t>を、ゆっくりと育てています。優れたブランド、良いブランドとは、「自然と、</w:t>
       </w:r>
       <w:r>
         <w:rPr>

--- a/txt/about-jpn.docx
+++ b/txt/about-jpn.docx
@@ -459,27 +459,17 @@
           <w:szCs w:val="26"/>
           <w:lang w:val="en-US"/>
         </w:rPr>
-        <w:t>「</w:t>
-      </w:r>
-      <w:r>
-        <w:rPr>
-          <w:rFonts w:ascii="AppleSystemUIFont" w:hAnsi="AppleSystemUIFont" w:cs="AppleSystemUIFont"/>
-          <w:kern w:val="0"/>
-          <w:sz w:val="26"/>
-          <w:szCs w:val="26"/>
-          <w:lang w:val="en-US"/>
-        </w:rPr>
-        <w:t>Flourish</w:t>
-      </w:r>
-      <w:r>
-        <w:rPr>
-          <w:rFonts w:ascii="AppleSystemUIFont" w:hAnsi="AppleSystemUIFont" w:cs="AppleSystemUIFont"/>
-          <w:kern w:val="0"/>
-          <w:sz w:val="26"/>
-          <w:szCs w:val="26"/>
-          <w:lang w:val="en-US"/>
-        </w:rPr>
-        <w:t>」</w:t>
+        <w:t>fl</w:t>
+      </w:r>
+      <w:r>
+        <w:rPr>
+          <w:rFonts w:ascii="AppleSystemUIFont" w:hAnsi="AppleSystemUIFont" w:cs="AppleSystemUIFont"/>
+          <w:kern w:val="0"/>
+          <w:sz w:val="26"/>
+          <w:szCs w:val="26"/>
+          <w:lang w:val="en-US"/>
+        </w:rPr>
+        <w:t>ourish</w:t>
       </w:r>
       <w:proofErr w:type="spellStart"/>
       <w:r>
@@ -573,7 +563,17 @@
           <w:szCs w:val="26"/>
           <w:lang w:val="en-US"/>
         </w:rPr>
-        <w:t>Flourish</w:t>
+        <w:t>f</w:t>
+      </w:r>
+      <w:r>
+        <w:rPr>
+          <w:rFonts w:ascii="AppleSystemUIFont" w:hAnsi="AppleSystemUIFont" w:cs="AppleSystemUIFont"/>
+          <w:kern w:val="0"/>
+          <w:sz w:val="26"/>
+          <w:szCs w:val="26"/>
+          <w:lang w:val="en-US"/>
+        </w:rPr>
+        <w:t>lourish</w:t>
       </w:r>
       <w:r>
         <w:rPr>
